--- a/arb/docx/05.content.docx
+++ b/arb/docx/05.content.docx
@@ -44539,23 +44539,7 @@
           <w:cs/>
           <w:lang w:val="ar_AE" w:bidi="ar_AE"/>
         </w:rPr>
-        <w:t xml:space="preserve">: هذا التصريح دليل جيد لدعم الرأي التقليدي بأن موسى هو كاتب سفر التثنية (انظر </w:t>
-      </w:r>
-      <w:r>
-        <w:rPr>
-          <w:rtl/>
-          <w:cs/>
-          <w:lang w:val="ar_AE" w:bidi="ar_AE"/>
-        </w:rPr>
-        <w:t>مقدمة سفر التثنية</w:t>
-      </w:r>
-      <w:r>
-        <w:rPr>
-          <w:rtl/>
-          <w:cs/>
-          <w:lang w:val="ar_AE" w:bidi="ar_AE"/>
-        </w:rPr>
-        <w:t>، "الكاتب").</w:t>
+        <w:t>: هذا التصريح دليل جيد لدعم الرأي التقليدي بأن موسى هو كاتب سفر التثنية (انظر مقدمة سفر التثنية، "الكاتب").</w:t>
       </w:r>
       <w:r>
         <w:rPr>
@@ -51954,23 +51938,7 @@
           <w:cs/>
           <w:lang w:val="ar_AE" w:bidi="ar_AE"/>
         </w:rPr>
-        <w:t xml:space="preserve"> إلى وقت الكتابة النهائية لسفر التثنية (انظر </w:t>
-      </w:r>
-      <w:r>
-        <w:rPr>
-          <w:rtl/>
-          <w:cs/>
-          <w:lang w:val="ar_AE" w:bidi="ar_AE"/>
-        </w:rPr>
-        <w:t>مقدمة سفر التكوين</w:t>
-      </w:r>
-      <w:r>
-        <w:rPr>
-          <w:rtl/>
-          <w:cs/>
-          <w:lang w:val="ar_AE" w:bidi="ar_AE"/>
-        </w:rPr>
-        <w:t>، "الكاتب").</w:t>
+        <w:t xml:space="preserve"> إلى وقت الكتابة النهائية لسفر التثنية (انظر مقدمة سفر التكوين، "الكاتب").</w:t>
       </w:r>
       <w:r>
         <w:rPr>
